--- a/src/Tests/Inputs/letters/06/input.docx
+++ b/src/Tests/Inputs/letters/06/input.docx
@@ -1,6 +1,6 @@
 
 <file path=word/document.xml><?xml version="1.0" encoding="utf-8"?>
-<w:document xmlns:wpc="http://schemas.microsoft.com/office/word/2010/wordprocessingCanvas" xmlns:cx="http://schemas.microsoft.com/office/drawing/2014/chartex" xmlns:cx1="http://schemas.microsoft.com/office/drawing/2015/9/8/chartex" xmlns:cx2="http://schemas.microsoft.com/office/drawing/2015/10/21/chartex" xmlns:cx3="http://schemas.microsoft.com/office/drawing/2016/5/9/chartex" xmlns:cx4="http://schemas.microsoft.com/office/drawing/2016/5/10/chartex" xmlns:cx5="http://schemas.microsoft.com/office/drawing/2016/5/11/chartex" xmlns:cx6="http://schemas.microsoft.com/office/drawing/2016/5/12/chartex" xmlns:cx7="http://schemas.microsoft.com/office/drawing/2016/5/13/chartex" xmlns:cx8="http://schemas.microsoft.com/office/drawing/2016/5/14/chartex" xmlns:mc="http://schemas.openxmlformats.org/markup-compatibility/2006" xmlns:aink="http://schemas.microsoft.com/office/drawing/2016/ink" xmlns:am3d="http://schemas.microsoft.com/office/drawing/2017/model3d" xmlns:o="urn:schemas-microsoft-com:office:office" xmlns:oel="http://schemas.microsoft.com/office/2019/extlst" xmlns:r="http://schemas.openxmlformats.org/officeDocument/2006/relationships" xmlns:m="http://schemas.openxmlformats.org/officeDocument/2006/math" xmlns:v="urn:schemas-microsoft-com:vml" xmlns:wp14="http://schemas.microsoft.com/office/word/2010/wordprocessingDrawing" xmlns:wp="http://schemas.openxmlformats.org/drawingml/2006/wordprocessingDrawing" xmlns:w10="urn:schemas-microsoft-com:office:word" xmlns:w="http://schemas.openxmlformats.org/wordprocessingml/2006/main" xmlns:w14="http://schemas.microsoft.com/office/word/2010/wordml" xmlns:w15="http://schemas.microsoft.com/office/word/2012/wordml" xmlns:w16cex="http://schemas.microsoft.com/office/word/2018/wordml/cex" xmlns:w16cid="http://schemas.microsoft.com/office/word/2016/wordml/cid" xmlns:w16="http://schemas.microsoft.com/office/word/2018/wordml" xmlns:w16du="http://schemas.microsoft.com/office/word/2023/wordml/word16du" xmlns:w16sdtdh="http://schemas.microsoft.com/office/word/2020/wordml/sdtdatahash" xmlns:w16sdtfl="http://schemas.microsoft.com/office/word/2024/wordml/sdtformatlock" xmlns:w16se="http://schemas.microsoft.com/office/word/2015/wordml/symex" xmlns:wpg="http://schemas.microsoft.com/office/word/2010/wordprocessingGroup" xmlns:wpi="http://schemas.microsoft.com/office/word/2010/wordprocessingInk" xmlns:wne="http://schemas.microsoft.com/office/word/2006/wordml" xmlns:wps="http://schemas.microsoft.com/office/word/2010/wordprocessingShape" mc:Ignorable="w14 w15 w16se w16cid w16 w16cex w16sdtdh w16sdtfl w16du wp14">
+<w:document xmlns:a="http://schemas.openxmlformats.org/drawingml/2006/main" xmlns:a16="http://schemas.microsoft.com/office/drawing/2014/main" xmlns:adec="http://schemas.microsoft.com/office/drawing/2017/decorative" xmlns:wpc="http://schemas.microsoft.com/office/word/2010/wordprocessingCanvas" xmlns:cx="http://schemas.microsoft.com/office/drawing/2014/chartex" xmlns:cx1="http://schemas.microsoft.com/office/drawing/2015/9/8/chartex" xmlns:cx2="http://schemas.microsoft.com/office/drawing/2015/10/21/chartex" xmlns:cx3="http://schemas.microsoft.com/office/drawing/2016/5/9/chartex" xmlns:cx4="http://schemas.microsoft.com/office/drawing/2016/5/10/chartex" xmlns:cx5="http://schemas.microsoft.com/office/drawing/2016/5/11/chartex" xmlns:cx6="http://schemas.microsoft.com/office/drawing/2016/5/12/chartex" xmlns:cx7="http://schemas.microsoft.com/office/drawing/2016/5/13/chartex" xmlns:cx8="http://schemas.microsoft.com/office/drawing/2016/5/14/chartex" xmlns:mc="http://schemas.openxmlformats.org/markup-compatibility/2006" xmlns:aink="http://schemas.microsoft.com/office/drawing/2016/ink" xmlns:am3d="http://schemas.microsoft.com/office/drawing/2017/model3d" xmlns:o="urn:schemas-microsoft-com:office:office" xmlns:oel="http://schemas.microsoft.com/office/2019/extlst" xmlns:r="http://schemas.openxmlformats.org/officeDocument/2006/relationships" xmlns:m="http://schemas.openxmlformats.org/officeDocument/2006/math" xmlns:v="urn:schemas-microsoft-com:vml" xmlns:wp14="http://schemas.microsoft.com/office/word/2010/wordprocessingDrawing" xmlns:wp="http://schemas.openxmlformats.org/drawingml/2006/wordprocessingDrawing" xmlns:w10="urn:schemas-microsoft-com:office:word" xmlns:w="http://schemas.openxmlformats.org/wordprocessingml/2006/main" xmlns:w14="http://schemas.microsoft.com/office/word/2010/wordml" xmlns:w15="http://schemas.microsoft.com/office/word/2012/wordml" xmlns:w16cex="http://schemas.microsoft.com/office/word/2018/wordml/cex" xmlns:w16cid="http://schemas.microsoft.com/office/word/2016/wordml/cid" xmlns:w16="http://schemas.microsoft.com/office/word/2018/wordml" xmlns:w16du="http://schemas.microsoft.com/office/word/2023/wordml/word16du" xmlns:w16sdtdh="http://schemas.microsoft.com/office/word/2020/wordml/sdtdatahash" xmlns:w16sdtfl="http://schemas.microsoft.com/office/word/2024/wordml/sdtformatlock" xmlns:w16se="http://schemas.microsoft.com/office/word/2015/wordml/symex" xmlns:wpg="http://schemas.microsoft.com/office/word/2010/wordprocessingGroup" xmlns:wpi="http://schemas.microsoft.com/office/word/2010/wordprocessingInk" xmlns:wne="http://schemas.microsoft.com/office/word/2006/wordml" xmlns:wps="http://schemas.microsoft.com/office/word/2010/wordprocessingShape" mc:Ignorable="w14 w15 w16se w16cid w16 w16cex w16sdtdh w16sdtfl w16du wp14">
   <w:background w:color="F8FECA" w:themeColor="accent1" w:themeTint="33"/>
   <w:body>
     <w:p>
@@ -14,7 +14,7 @@
         <mc:AlternateContent>
           <mc:Choice Requires="wpg">
             <w:drawing>
-              <wp:anchor distT="0" distB="0" distL="114300" distR="114300" simplePos="0" relativeHeight="251659264" behindDoc="1" locked="1" layoutInCell="1" allowOverlap="1" wp14:anchorId="2613361D" wp14:editId="11678079">
+              <wp:anchor distT="0" distB="0" distL="114300" distR="114300" simplePos="0" relativeHeight="251659264" behindDoc="1" locked="1" layoutInCell="1" allowOverlap="1" wp14:editId="11678079" wp14:anchorId="2613361D">
                 <wp:simplePos x="0" y="0"/>
                 <wp:positionH relativeFrom="column">
                   <wp:posOffset>-2514600</wp:posOffset>
@@ -1834,9 +1834,9 @@
           </mc:Choice>
           <mc:Fallback>
             <w:pict>
-              <v:group w14:anchorId="71C0DA51" id="Group 13" o:spid="_x0000_s1026" alt="&quot;&quot;" style="position:absolute;margin-left:-198pt;margin-top:0;width:612pt;height:11in;z-index:-251657216;mso-width-percent:1000;mso-height-percent:1000;mso-position-vertical-relative:page;mso-width-percent:1000;mso-height-percent:1000" coordsize="77724,100584" o:gfxdata="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">
-                <v:rect id="Rectangle 396708181" o:spid="_x0000_s1027" style="position:absolute;width:77724;height:100580;visibility:visible;mso-wrap-style:square;v-text-anchor:middle" o:gfxdata="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" filled="f" stroked="f" strokeweight="1pt"/>
-                <v:shape id="Freeform: Shape 172818518" o:spid="_x0000_s1028" style="position:absolute;top:47284;width:14088;height:53300;visibility:visible;mso-wrap-style:square;v-text-anchor:middle" coordsize="1408852,5329911" o:gfxdata="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" path="m467609,4999196v17869,-1851,35318,6309,50586,17719c536841,5030851,533012,5050691,527899,5069974v-14514,54812,-27474,106930,-65068,155906c445243,5248780,428533,5271669,410063,5292655r-42626,37256l,5329911r,-92905l109555,5206831v42194,-13664,82938,-31347,119771,-59498c250411,5131216,278876,5123039,296151,5104066v42973,-47215,99319,-71417,153515,-99432c455650,5001542,461653,4999813,467609,4999196xm921268,3064392v66549,1850,130443,22810,166379,86738c1108779,3188705,1131655,3227959,1140316,3269352v14893,71102,10296,144023,-8670,215303c1116813,3540338,1088427,3588969,1058744,3637867v-25276,41621,-55181,81762,-90225,111015c901148,3805120,832790,3861291,756418,3906641v-108284,64307,-208857,140303,-308153,217866c392365,4168181,354187,4222347,343272,4293678v-8615,56314,27033,138559,70088,151507c516618,4476239,606517,4449902,674674,4361831v27979,-36163,43584,-76878,62229,-117580c760181,4193444,794106,4147236,825744,4100600v33617,-49566,86928,-78296,136693,-104210c1016790,3968107,1078735,3958935,1144040,3961270v67018,2402,122657,22990,174435,59466c1357917,4048519,1389724,4085961,1399305,4134267v22112,111521,5752,217304,-48415,319562c1284431,4579283,1175166,4654182,1056977,4719740v-70700,39219,-150846,48254,-228401,64188c648548,4820902,467971,4830182,286490,4795697v-39024,-7410,-78940,-4684,-118749,872c129829,4801871,96651,4815744,65460,4833644l,4878007,,4738290r35468,-12313c129400,4701969,225883,4702440,322938,4724130v158547,35421,315598,40826,475233,2130c899078,4701800,990744,4663757,1073845,4600180v38582,-29521,75708,-60873,114034,-90641c1272889,4443508,1310444,4287641,1267940,4189742v-25897,-59676,-103367,-63279,-157812,-8903c1049138,4241757,986696,4301199,924875,4361293v-17453,16973,-40189,31086,-51278,51512c847869,4460192,805462,4495332,763102,4514341v-74694,33523,-147529,75060,-239853,65614c445779,4572037,382944,4547256,326199,4499732v-37998,-31842,-60050,-75930,-58504,-124809c270192,4295574,292343,4220891,344908,4158088v67561,-80717,159803,-132569,235667,-203802c645075,3893731,709758,3833931,763640,3763110v41382,-54376,55205,-118301,74366,-181868c870404,3473759,888486,3365516,884509,3253693v-1004,-28363,-15772,-44602,-44791,-33540c787952,3239883,741077,3268800,702223,3308885v-34582,35674,-46379,82834,-57849,128961c619573,3537604,601135,3639159,558458,3724998r-2,-1l558451,3724998v-7996,19451,-12274,31605,-17914,43087c534975,3779408,528158,3790133,521676,3800982v-79429,132989,-198681,219158,-333923,286443c165609,4098441,142056,4102649,117371,4105293v-21299,2273,-42086,2319,-62436,535l,4096245r,-77175l51107,4029493v53342,4928,105178,-7586,154955,-31192c271036,3967479,324887,3918788,381538,3875169,518493,3769711,559362,3622393,556694,3458606v-1682,-103203,33486,-195709,86641,-279106c706938,3079712,813409,3061395,921268,3064392xm172153,657012v141757,5495,280394,34077,416869,78746c667412,761420,749299,780249,817838,829203v114577,81830,218814,172272,272764,309980c1134571,1251427,1138991,1362851,1102911,1475663v-15630,48865,-52982,83857,-97092,107949c947909,1615242,887884,1629973,818233,1624532v-67871,-5305,-130904,-22124,-183817,-57824c585972,1534000,534191,1497961,505257,1442682v-27230,-52010,-56878,-103847,-74961,-159186c415812,1239163,404474,1195177,379792,1154438,319664,1055223,229728,1017332,119176,1037263v-46096,8311,-92722,89220,-90468,148525c31568,1260909,64677,1321486,117372,1373300v93602,92022,188712,182573,293186,261938c484243,1691207,548353,1757429,611433,1823604v32812,34421,59018,79506,80257,125573c716630,2003297,740258,2056988,749025,2116376v11198,76018,7330,152037,-16496,223869c718668,2382063,690347,2419987,664029,2456380v-44758,61916,-113371,76055,-182473,70100l454291,2522434r451,337c486608,2552683,508850,2590915,536534,2624664v19884,24242,28728,49561,30662,80429c572063,2782809,553805,2856955,534861,2931059v-3508,13721,5699,28946,-5671,40960c497324,3005689,489889,3053722,459670,3088645v-27755,32078,-31380,77010,-60257,110318c317002,3294020,214077,3359024,104957,3417354v-32451,17348,-63997,36846,-93246,59153l,3487708,,3301275r11986,-17293c79553,3198437,128497,3099303,200565,3016573v4891,-5616,9908,-12362,11597,-19359c229711,2924475,269170,2860206,291442,2788570v16859,-54228,659,-111137,27086,-161921c320476,2622905,314562,2615037,312245,2609110v-29905,-76514,-107880,-75626,-163391,-40158c132276,2579545,117122,2591147,103285,2603667r-35052,37426l78600,2737295v2109,39576,1083,79267,-6033,119198c66914,2888213,54765,2913375,31316,2936114l,2969050,,2774984,,2598190,,2433570r6642,13222c20216,2466652,27507,2489230,35029,2511671r11153,30178l48635,2538856v48637,-45486,109904,-76596,189511,-87809l266832,2450099r-9472,-6485c237884,2424923,221001,2402176,207494,2374474v-45153,-92603,-70611,-192509,-56662,-299127c172969,1906139,148093,1748828,18811,1623480l,1604915,,1504375r23791,21455c76914,1580736,121845,1643318,155087,1716838v5425,11996,11213,23902,15630,36281c175197,1765669,178187,1778754,184162,1799833r5,l184169,1799833v34019,93893,41091,201185,54962,307370c245545,2156301,252179,2206508,283752,2247521v35476,46084,80573,81557,131819,108100c444300,2370501,461507,2355440,465900,2326203v17346,-115270,11433,-229443,-9386,-344521c444200,1913623,437454,1845824,401054,1784650,353660,1704977,293784,1635433,234185,1565130,164087,1482431,74744,1417855,14363,1326322l,1299344,,1006258,35412,970500c99768,928021,167737,909803,248860,910768v96679,1141,167154,52745,240502,96276c530958,1031728,570696,1073114,591720,1125203v9062,22453,30926,39748,46982,59379c695583,1254092,753183,1322999,809105,1393264v49922,62718,130533,68150,164399,9446c1029078,1306409,1008644,1140642,928464,1062246,892316,1026903,857596,990063,821155,954944,742660,879313,652280,829099,550729,791849,390073,732922,226876,719944,58581,737856l,739901,,658329r29320,1143c77302,655914,124901,655181,172153,657012xm,l32229,8938v50811,14996,85109,54636,124779,86001c204378,132406,231742,183512,262731,235076v33120,55136,40368,110612,48908,169060c314650,424699,316267,445687,295318,457906v-22870,13340,-49070,20238,-72384,4608c170151,427109,114693,395397,75799,341446,60163,319764,31666,307936,11748,288761l,279644,,xe" fillcolor="#d7f502 [3204]" stroked="f" strokeweight="0">
+              <v:group id="Group 13" style="position:absolute;margin-left:-198pt;margin-top:0;width:612pt;height:11in;z-index:-251657216;mso-width-percent:1000;mso-height-percent:1000;mso-position-vertical-relative:page;mso-width-percent:1000;mso-height-percent:1000" alt="&quot;&quot;" coordsize="77724,100584" o:spid="_x0000_s1026" o:gfxdata="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" w14:anchorId="71C0DA51">
+                <v:rect id="Rectangle 396708181" style="position:absolute;width:77724;height:100580;visibility:visible;mso-wrap-style:square;v-text-anchor:middle" o:spid="_x0000_s1027" filled="f" stroked="f" strokeweight="1pt" o:gfxdata="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"/>
+                <v:shape id="Freeform: Shape 172818518" style="position:absolute;top:47284;width:14088;height:53300;visibility:visible;mso-wrap-style:square;v-text-anchor:middle" coordsize="1408852,5329911" o:spid="_x0000_s1028" fillcolor="#d7f502 [3204]" stroked="f" strokeweight="0" path="m467609,4999196v17869,-1851,35318,6309,50586,17719c536841,5030851,533012,5050691,527899,5069974v-14514,54812,-27474,106930,-65068,155906c445243,5248780,428533,5271669,410063,5292655r-42626,37256l,5329911r,-92905l109555,5206831v42194,-13664,82938,-31347,119771,-59498c250411,5131216,278876,5123039,296151,5104066v42973,-47215,99319,-71417,153515,-99432c455650,5001542,461653,4999813,467609,4999196xm921268,3064392v66549,1850,130443,22810,166379,86738c1108779,3188705,1131655,3227959,1140316,3269352v14893,71102,10296,144023,-8670,215303c1116813,3540338,1088427,3588969,1058744,3637867v-25276,41621,-55181,81762,-90225,111015c901148,3805120,832790,3861291,756418,3906641v-108284,64307,-208857,140303,-308153,217866c392365,4168181,354187,4222347,343272,4293678v-8615,56314,27033,138559,70088,151507c516618,4476239,606517,4449902,674674,4361831v27979,-36163,43584,-76878,62229,-117580c760181,4193444,794106,4147236,825744,4100600v33617,-49566,86928,-78296,136693,-104210c1016790,3968107,1078735,3958935,1144040,3961270v67018,2402,122657,22990,174435,59466c1357917,4048519,1389724,4085961,1399305,4134267v22112,111521,5752,217304,-48415,319562c1284431,4579283,1175166,4654182,1056977,4719740v-70700,39219,-150846,48254,-228401,64188c648548,4820902,467971,4830182,286490,4795697v-39024,-7410,-78940,-4684,-118749,872c129829,4801871,96651,4815744,65460,4833644l,4878007,,4738290r35468,-12313c129400,4701969,225883,4702440,322938,4724130v158547,35421,315598,40826,475233,2130c899078,4701800,990744,4663757,1073845,4600180v38582,-29521,75708,-60873,114034,-90641c1272889,4443508,1310444,4287641,1267940,4189742v-25897,-59676,-103367,-63279,-157812,-8903c1049138,4241757,986696,4301199,924875,4361293v-17453,16973,-40189,31086,-51278,51512c847869,4460192,805462,4495332,763102,4514341v-74694,33523,-147529,75060,-239853,65614c445779,4572037,382944,4547256,326199,4499732v-37998,-31842,-60050,-75930,-58504,-124809c270192,4295574,292343,4220891,344908,4158088v67561,-80717,159803,-132569,235667,-203802c645075,3893731,709758,3833931,763640,3763110v41382,-54376,55205,-118301,74366,-181868c870404,3473759,888486,3365516,884509,3253693v-1004,-28363,-15772,-44602,-44791,-33540c787952,3239883,741077,3268800,702223,3308885v-34582,35674,-46379,82834,-57849,128961c619573,3537604,601135,3639159,558458,3724998r-2,-1l558451,3724998v-7996,19451,-12274,31605,-17914,43087c534975,3779408,528158,3790133,521676,3800982v-79429,132989,-198681,219158,-333923,286443c165609,4098441,142056,4102649,117371,4105293v-21299,2273,-42086,2319,-62436,535l,4096245r,-77175l51107,4029493v53342,4928,105178,-7586,154955,-31192c271036,3967479,324887,3918788,381538,3875169,518493,3769711,559362,3622393,556694,3458606v-1682,-103203,33486,-195709,86641,-279106c706938,3079712,813409,3061395,921268,3064392xm172153,657012v141757,5495,280394,34077,416869,78746c667412,761420,749299,780249,817838,829203v114577,81830,218814,172272,272764,309980c1134571,1251427,1138991,1362851,1102911,1475663v-15630,48865,-52982,83857,-97092,107949c947909,1615242,887884,1629973,818233,1624532v-67871,-5305,-130904,-22124,-183817,-57824c585972,1534000,534191,1497961,505257,1442682v-27230,-52010,-56878,-103847,-74961,-159186c415812,1239163,404474,1195177,379792,1154438,319664,1055223,229728,1017332,119176,1037263v-46096,8311,-92722,89220,-90468,148525c31568,1260909,64677,1321486,117372,1373300v93602,92022,188712,182573,293186,261938c484243,1691207,548353,1757429,611433,1823604v32812,34421,59018,79506,80257,125573c716630,2003297,740258,2056988,749025,2116376v11198,76018,7330,152037,-16496,223869c718668,2382063,690347,2419987,664029,2456380v-44758,61916,-113371,76055,-182473,70100l454291,2522434r451,337c486608,2552683,508850,2590915,536534,2624664v19884,24242,28728,49561,30662,80429c572063,2782809,553805,2856955,534861,2931059v-3508,13721,5699,28946,-5671,40960c497324,3005689,489889,3053722,459670,3088645v-27755,32078,-31380,77010,-60257,110318c317002,3294020,214077,3359024,104957,3417354v-32451,17348,-63997,36846,-93246,59153l,3487708,,3301275r11986,-17293c79553,3198437,128497,3099303,200565,3016573v4891,-5616,9908,-12362,11597,-19359c229711,2924475,269170,2860206,291442,2788570v16859,-54228,659,-111137,27086,-161921c320476,2622905,314562,2615037,312245,2609110v-29905,-76514,-107880,-75626,-163391,-40158c132276,2579545,117122,2591147,103285,2603667r-35052,37426l78600,2737295v2109,39576,1083,79267,-6033,119198c66914,2888213,54765,2913375,31316,2936114l,2969050,,2774984,,2598190,,2433570r6642,13222c20216,2466652,27507,2489230,35029,2511671r11153,30178l48635,2538856v48637,-45486,109904,-76596,189511,-87809l266832,2450099r-9472,-6485c237884,2424923,221001,2402176,207494,2374474v-45153,-92603,-70611,-192509,-56662,-299127c172969,1906139,148093,1748828,18811,1623480l,1604915,,1504375r23791,21455c76914,1580736,121845,1643318,155087,1716838v5425,11996,11213,23902,15630,36281c175197,1765669,178187,1778754,184162,1799833r5,l184169,1799833v34019,93893,41091,201185,54962,307370c245545,2156301,252179,2206508,283752,2247521v35476,46084,80573,81557,131819,108100c444300,2370501,461507,2355440,465900,2326203v17346,-115270,11433,-229443,-9386,-344521c444200,1913623,437454,1845824,401054,1784650,353660,1704977,293784,1635433,234185,1565130,164087,1482431,74744,1417855,14363,1326322l,1299344,,1006258,35412,970500c99768,928021,167737,909803,248860,910768v96679,1141,167154,52745,240502,96276c530958,1031728,570696,1073114,591720,1125203v9062,22453,30926,39748,46982,59379c695583,1254092,753183,1322999,809105,1393264v49922,62718,130533,68150,164399,9446c1029078,1306409,1008644,1140642,928464,1062246,892316,1026903,857596,990063,821155,954944,742660,879313,652280,829099,550729,791849,390073,732922,226876,719944,58581,737856l,739901,,658329r29320,1143c77302,655914,124901,655181,172153,657012xm,l32229,8938v50811,14996,85109,54636,124779,86001c204378,132406,231742,183512,262731,235076v33120,55136,40368,110612,48908,169060c314650,424699,316267,445687,295318,457906v-22870,13340,-49070,20238,-72384,4608c170151,427109,114693,395397,75799,341446,60163,319764,31666,307936,11748,288761l,279644,,xe" o:gfxdata="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">
                   <v:stroke joinstyle="miter"/>
                   <v:path arrowok="t" o:connecttype="custom" o:connectlocs="467609,4999196;518195,5016915;527899,5069974;462831,5225880;410063,5292655;367437,5329911;0,5329911;0,5237006;109555,5206831;229326,5147333;296151,5104066;449666,5004634;467609,4999196;921268,3064392;1087647,3151130;1140316,3269352;1131646,3484655;1058744,3637867;968519,3748882;756418,3906641;448265,4124507;343272,4293678;413360,4445185;674674,4361831;736903,4244251;825744,4100600;962437,3996390;1144040,3961270;1318475,4020736;1399305,4134267;1350890,4453829;1056977,4719740;828576,4783928;286490,4795697;167741,4796569;65460,4833644;0,4878007;0,4738290;35468,4725977;322938,4724130;798171,4726260;1073845,4600180;1187879,4509539;1267940,4189742;1110128,4180839;924875,4361293;873597,4412805;763102,4514341;523249,4579955;326199,4499732;267695,4374923;344908,4158088;580575,3954286;763640,3763110;838006,3581242;884509,3253693;839718,3220153;702223,3308885;644374,3437846;558458,3724998;558456,3724997;558451,3724998;540537,3768085;521676,3800982;187753,4087425;117371,4105293;54935,4105828;0,4096245;0,4019070;51107,4029493;206062,3998301;381538,3875169;556694,3458606;643335,3179500;921268,3064392;172153,657012;589022,735758;817838,829203;1090602,1139183;1102911,1475663;1005819,1583612;818233,1624532;634416,1566708;505257,1442682;430296,1283496;379792,1154438;119176,1037263;28708,1185788;117372,1373300;410558,1635238;611433,1823604;691690,1949177;749025,2116376;732529,2340245;664029,2456380;481556,2526480;454291,2522434;454742,2522771;536534,2624664;567196,2705093;534861,2931059;529190,2972019;459670,3088645;399413,3198963;104957,3417354;11711,3476507;0,3487708;0,3301275;11986,3283982;200565,3016573;212162,2997214;291442,2788570;318528,2626649;312245,2609110;148854,2568952;103285,2603667;68233,2641093;78600,2737295;72567,2856493;31316,2936114;0,2969050;0,2774984;0,2598190;0,2433570;6642,2446792;35029,2511671;46182,2541849;48635,2538856;238146,2451047;266832,2450099;257360,2443614;207494,2374474;150832,2075347;18811,1623480;0,1604915;0,1504375;23791,1525830;155087,1716838;170717,1753119;184162,1799833;184167,1799833;184169,1799833;239131,2107203;283752,2247521;415571,2355621;465900,2326203;456514,1981682;401054,1784650;234185,1565130;14363,1326322;0,1299344;0,1006258;35412,970500;248860,910768;489362,1007044;591720,1125203;638702,1184582;809105,1393264;973504,1402710;928464,1062246;821155,954944;550729,791849;58581,737856;0,739901;0,658329;29320,659472;172153,657012;0,0;32229,8938;157008,94939;262731,235076;311639,404136;295318,457906;222934,462514;75799,341446;11748,288761;0,279644" o:connectangles="0,0,0,0,0,0,0,0,0,0,0,0,0,0,0,0,0,0,0,0,0,0,0,0,0,0,0,0,0,0,0,0,0,0,0,0,0,0,0,0,0,0,0,0,0,0,0,0,0,0,0,0,0,0,0,0,0,0,0,0,0,0,0,0,0,0,0,0,0,0,0,0,0,0,0,0,0,0,0,0,0,0,0,0,0,0,0,0,0,0,0,0,0,0,0,0,0,0,0,0,0,0,0,0,0,0,0,0,0,0,0,0,0,0,0,0,0,0,0,0,0,0,0,0,0,0,0,0,0,0,0,0,0,0,0,0,0,0,0,0,0,0,0,0,0,0,0,0,0,0,0,0,0,0,0,0,0,0,0,0,0,0,0,0,0,0,0,0,0,0,0,0,0,0,0,0,0"/>
                 </v:shape>

--- a/src/Tests/Inputs/letters/06/input.docx
+++ b/src/Tests/Inputs/letters/06/input.docx
@@ -27941,377 +27941,6 @@
 </a:theme>
 </file>
 
-<file path=customXml/item13.xml><?xml version="1.0" encoding="utf-8"?>
-<?mso-contentType ?>
-<FormTemplates xmlns="http://schemas.microsoft.com/sharepoint/v3/contenttype/forms">
-  <Display>DocumentLibraryForm</Display>
-  <Edit>DocumentLibraryForm</Edit>
-  <New>DocumentLibraryForm</New>
-</FormTemplates>
-</file>
-
-<file path=customXml/item22.xml><?xml version="1.0" encoding="utf-8"?>
-<p:properties xmlns:p="http://schemas.microsoft.com/office/2006/metadata/properties" xmlns:xsi="http://www.w3.org/2001/XMLSchema-instance" xmlns:pc="http://schemas.microsoft.com/office/infopath/2007/PartnerControls">
-  <documentManagement>
-    <_ip_UnifiedCompliancePolicyUIAction xmlns="http://schemas.microsoft.com/sharepoint/v3" xsi:nil="true"/>
-    <Image xmlns="71af3243-3dd4-4a8d-8c0d-dd76da1f02a5">
-      <Url xsi:nil="true"/>
-      <Description xsi:nil="true"/>
-    </Image>
-    <Status xmlns="71af3243-3dd4-4a8d-8c0d-dd76da1f02a5">Not started</Status>
-    <Background xmlns="71af3243-3dd4-4a8d-8c0d-dd76da1f02a5">false</Background>
-    <_ip_UnifiedCompliancePolicyProperties xmlns="http://schemas.microsoft.com/sharepoint/v3" xsi:nil="true"/>
-    <ImageTagsTaxHTField xmlns="71af3243-3dd4-4a8d-8c0d-dd76da1f02a5">
-      <Terms xmlns="http://schemas.microsoft.com/office/infopath/2007/PartnerControls"/>
-    </ImageTagsTaxHTField>
-    <TaxCatchAll xmlns="230e9df3-be65-4c73-a93b-d1236ebd677e" xsi:nil="true"/>
-    <MediaServiceKeyPoints xmlns="71af3243-3dd4-4a8d-8c0d-dd76da1f02a5" xsi:nil="true"/>
-  </documentManagement>
-</p:properties>
-</file>
-
-<file path=customXml/item3.xml><?xml version="1.0" encoding="utf-8"?>
-<ct:contentTypeSchema xmlns:ct="http://schemas.microsoft.com/office/2006/metadata/contentType" xmlns:ma="http://schemas.microsoft.com/office/2006/metadata/properties/metaAttributes" ct:_="" ma:_="" ma:contentTypeName="Document" ma:contentTypeID="0x01010079F111ED35F8CC479449609E8A0923A6" ma:contentTypeVersion="30" ma:contentTypeDescription="Create a new document." ma:contentTypeScope="" ma:versionID="cec0622158e8f13124e9e8fd4de31bd1">
-  <xsd:schema xmlns:xsd="http://www.w3.org/2001/XMLSchema" xmlns:xs="http://www.w3.org/2001/XMLSchema" xmlns:p="http://schemas.microsoft.com/office/2006/metadata/properties" xmlns:ns1="http://schemas.microsoft.com/sharepoint/v3" xmlns:ns2="71af3243-3dd4-4a8d-8c0d-dd76da1f02a5" xmlns:ns3="16c05727-aa75-4e4a-9b5f-8a80a1165891" xmlns:ns4="230e9df3-be65-4c73-a93b-d1236ebd677e" targetNamespace="http://schemas.microsoft.com/office/2006/metadata/properties" ma:root="true" ma:fieldsID="3b52f30ab005d15df08657af532e6e38" ns1:_="" ns2:_="" ns3:_="" ns4:_="">
-    <xsd:import namespace="http://schemas.microsoft.com/sharepoint/v3"/>
-    <xsd:import namespace="71af3243-3dd4-4a8d-8c0d-dd76da1f02a5"/>
-    <xsd:import namespace="16c05727-aa75-4e4a-9b5f-8a80a1165891"/>
-    <xsd:import namespace="230e9df3-be65-4c73-a93b-d1236ebd677e"/>
-    <xsd:element name="properties">
-      <xsd:complexType>
-        <xsd:sequence>
-          <xsd:element name="documentManagement">
-            <xsd:complexType>
-              <xsd:all>
-                <xsd:element ref="ns2:Status" minOccurs="0"/>
-                <xsd:element ref="ns2:Image" minOccurs="0"/>
-                <xsd:element ref="ns2:MediaServiceMetadata" minOccurs="0"/>
-                <xsd:element ref="ns2:MediaServiceFastMetadata" minOccurs="0"/>
-                <xsd:element ref="ns2:MediaServiceOCR" minOccurs="0"/>
-                <xsd:element ref="ns2:MediaServiceAutoTags" minOccurs="0"/>
-                <xsd:element ref="ns2:MediaServiceEventHashCode" minOccurs="0"/>
-                <xsd:element ref="ns2:MediaServiceGenerationTime" minOccurs="0"/>
-                <xsd:element ref="ns3:SharedWithUsers" minOccurs="0"/>
-                <xsd:element ref="ns3:SharedWithDetails" minOccurs="0"/>
-                <xsd:element ref="ns2:MediaServiceAutoKeyPoints" minOccurs="0"/>
-                <xsd:element ref="ns2:MediaServiceKeyPoints" minOccurs="0"/>
-                <xsd:element ref="ns2:MediaServiceDateTaken" minOccurs="0"/>
-                <xsd:element ref="ns1:_ip_UnifiedCompliancePolicyProperties" minOccurs="0"/>
-                <xsd:element ref="ns1:_ip_UnifiedCompliancePolicyUIAction" minOccurs="0"/>
-                <xsd:element ref="ns4:TaxCatchAll" minOccurs="0"/>
-                <xsd:element ref="ns2:ImageTagsTaxHTField" minOccurs="0"/>
-                <xsd:element ref="ns2:MediaServiceLocation" minOccurs="0"/>
-                <xsd:element ref="ns2:MediaLengthInSeconds" minOccurs="0"/>
-                <xsd:element ref="ns2:Background" minOccurs="0"/>
-                <xsd:element ref="ns2:MediaServiceSearchProperties" minOccurs="0"/>
-                <xsd:element ref="ns2:MediaServiceDocTags" minOccurs="0"/>
-                <xsd:element ref="ns2:MediaServiceObjectDetectorVersions" minOccurs="0"/>
-                <xsd:element ref="ns2:MediaServiceSystemTags" minOccurs="0"/>
-                <xsd:element ref="ns2:MediaServiceBillingMetadata" minOccurs="0"/>
-              </xsd:all>
-            </xsd:complexType>
-          </xsd:element>
-        </xsd:sequence>
-      </xsd:complexType>
-    </xsd:element>
-  </xsd:schema>
-  <xsd:schema xmlns:xsd="http://www.w3.org/2001/XMLSchema" xmlns:xs="http://www.w3.org/2001/XMLSchema" xmlns:dms="http://schemas.microsoft.com/office/2006/documentManagement/types" xmlns:pc="http://schemas.microsoft.com/office/infopath/2007/PartnerControls" targetNamespace="http://schemas.microsoft.com/sharepoint/v3" elementFormDefault="qualified">
-    <xsd:import namespace="http://schemas.microsoft.com/office/2006/documentManagement/types"/>
-    <xsd:import namespace="http://schemas.microsoft.com/office/infopath/2007/PartnerControls"/>
-    <xsd:element name="_ip_UnifiedCompliancePolicyProperties" ma:index="20" nillable="true" ma:displayName="Unified Compliance Policy Properties" ma:hidden="true" ma:internalName="_ip_UnifiedCompliancePolicyProperties" ma:readOnly="false">
-      <xsd:simpleType>
-        <xsd:restriction base="dms:Note"/>
-      </xsd:simpleType>
-    </xsd:element>
-    <xsd:element name="_ip_UnifiedCompliancePolicyUIAction" ma:index="21" nillable="true" ma:displayName="Unified Compliance Policy UI Action" ma:hidden="true" ma:internalName="_ip_UnifiedCompliancePolicyUIAction" ma:readOnly="false">
-      <xsd:simpleType>
-        <xsd:restriction base="dms:Text"/>
-      </xsd:simpleType>
-    </xsd:element>
-  </xsd:schema>
-  <xsd:schema xmlns:xsd="http://www.w3.org/2001/XMLSchema" xmlns:xs="http://www.w3.org/2001/XMLSchema" xmlns:dms="http://schemas.microsoft.com/office/2006/documentManagement/types" xmlns:pc="http://schemas.microsoft.com/office/infopath/2007/PartnerControls" targetNamespace="71af3243-3dd4-4a8d-8c0d-dd76da1f02a5" elementFormDefault="qualified">
-    <xsd:import namespace="http://schemas.microsoft.com/office/2006/documentManagement/types"/>
-    <xsd:import namespace="http://schemas.microsoft.com/office/infopath/2007/PartnerControls"/>
-    <xsd:element name="Status" ma:index="2" nillable="true" ma:displayName="Status" ma:default="Not started" ma:format="Dropdown" ma:hidden="true" ma:internalName="Status" ma:readOnly="false">
-      <xsd:simpleType>
-        <xsd:restriction base="dms:Choice">
-          <xsd:enumeration value="Not started"/>
-          <xsd:enumeration value="In Progress"/>
-          <xsd:enumeration value="Completed"/>
-        </xsd:restriction>
-      </xsd:simpleType>
-    </xsd:element>
-    <xsd:element name="Image" ma:index="3" nillable="true" ma:displayName="Image" ma:format="Image" ma:hidden="true" ma:internalName="Image" ma:readOnly="false">
-      <xsd:complexType>
-        <xsd:complexContent>
-          <xsd:extension base="dms:URL">
-            <xsd:sequence>
-              <xsd:element name="Url" type="dms:ValidUrl" minOccurs="0" nillable="true"/>
-              <xsd:element name="Description" type="xsd:string" nillable="true"/>
-            </xsd:sequence>
-          </xsd:extension>
-        </xsd:complexContent>
-      </xsd:complexType>
-    </xsd:element>
-    <xsd:element name="MediaServiceMetadata" ma:index="8" nillable="true" ma:displayName="MediaServiceMetadata" ma:hidden="true" ma:internalName="MediaServiceMetadata" ma:readOnly="true">
-      <xsd:simpleType>
-        <xsd:restriction base="dms:Note"/>
-      </xsd:simpleType>
-    </xsd:element>
-    <xsd:element name="MediaServiceFastMetadata" ma:index="9" nillable="true" ma:displayName="MediaServiceFastMetadata" ma:hidden="true" ma:internalName="MediaServiceFastMetadata" ma:readOnly="true">
-      <xsd:simpleType>
-        <xsd:restriction base="dms:Note"/>
-      </xsd:simpleType>
-    </xsd:element>
-    <xsd:element name="MediaServiceOCR" ma:index="10" nillable="true" ma:displayName="MediaServiceOCR" ma:hidden="true" ma:internalName="MediaServiceOCR" ma:readOnly="true">
-      <xsd:simpleType>
-        <xsd:restriction base="dms:Note"/>
-      </xsd:simpleType>
-    </xsd:element>
-    <xsd:element name="MediaServiceAutoTags" ma:index="11" nillable="true" ma:displayName="MediaServiceAutoTags" ma:hidden="true" ma:internalName="MediaServiceAutoTags" ma:readOnly="true">
-      <xsd:simpleType>
-        <xsd:restriction base="dms:Text"/>
-      </xsd:simpleType>
-    </xsd:element>
-    <xsd:element name="MediaServiceEventHashCode" ma:index="12" nillable="true" ma:displayName="MediaServiceEventHashCode" ma:hidden="true" ma:internalName="MediaServiceEventHashCode" ma:readOnly="true">
-      <xsd:simpleType>
-        <xsd:restriction base="dms:Text"/>
-      </xsd:simpleType>
-    </xsd:element>
-    <xsd:element name="MediaServiceGenerationTime" ma:index="13" nillable="true" ma:displayName="MediaServiceGenerationTime" ma:hidden="true" ma:internalName="MediaServiceGenerationTime" ma:readOnly="true">
-      <xsd:simpleType>
-        <xsd:restriction base="dms:Text"/>
-      </xsd:simpleType>
-    </xsd:element>
-    <xsd:element name="MediaServiceAutoKeyPoints" ma:index="16" nillable="true" ma:displayName="MediaServiceAutoKeyPoints" ma:hidden="true" ma:internalName="MediaServiceAutoKeyPoints" ma:readOnly="true">
-      <xsd:simpleType>
-        <xsd:restriction base="dms:Note"/>
-      </xsd:simpleType>
-    </xsd:element>
-    <xsd:element name="MediaServiceKeyPoints" ma:index="17" nillable="true" ma:displayName="KeyPoints" ma:hidden="true" ma:internalName="MediaServiceKeyPoints" ma:readOnly="false">
-      <xsd:simpleType>
-        <xsd:restriction base="dms:Note"/>
-      </xsd:simpleType>
-    </xsd:element>
-    <xsd:element name="MediaServiceDateTaken" ma:index="18" nillable="true" ma:displayName="MediaServiceDateTaken" ma:hidden="true" ma:internalName="MediaServiceDateTaken" ma:readOnly="true">
-      <xsd:simpleType>
-        <xsd:restriction base="dms:Text"/>
-      </xsd:simpleType>
-    </xsd:element>
-    <xsd:element name="ImageTagsTaxHTField" ma:index="25" nillable="true" ma:taxonomy="true" ma:internalName="ImageTagsTaxHTField" ma:taxonomyFieldName="MediaServiceImageTags" ma:displayName="Image Tags" ma:readOnly="false" ma:fieldId="{5cf76f15-5ced-4ddc-b409-7134ff3c332f}" ma:taxonomyMulti="true" ma:sspId="e385fb40-52d4-4fae-9c5b-3e8ff8a5878e" ma:termSetId="09814cd3-568e-fe90-9814-8d621ff8fb84" ma:anchorId="fba54fb3-c3e1-fe81-a776-ca4b69148c4d" ma:open="true" ma:isKeyword="false">
-      <xsd:complexType>
-        <xsd:sequence>
-          <xsd:element ref="pc:Terms" minOccurs="0" maxOccurs="1"/>
-        </xsd:sequence>
-      </xsd:complexType>
-    </xsd:element>
-    <xsd:element name="MediaServiceLocation" ma:index="26" nillable="true" ma:displayName="Location" ma:hidden="true" ma:internalName="MediaServiceLocation" ma:readOnly="true">
-      <xsd:simpleType>
-        <xsd:restriction base="dms:Text"/>
-      </xsd:simpleType>
-    </xsd:element>
-    <xsd:element name="MediaLengthInSeconds" ma:index="27" nillable="true" ma:displayName="MediaLengthInSeconds" ma:hidden="true" ma:internalName="MediaLengthInSeconds" ma:readOnly="true">
-      <xsd:simpleType>
-        <xsd:restriction base="dms:Unknown"/>
-      </xsd:simpleType>
-    </xsd:element>
-    <xsd:element name="Background" ma:index="28" nillable="true" ma:displayName="Background" ma:default="0" ma:format="Dropdown" ma:hidden="true" ma:internalName="Background" ma:readOnly="false">
-      <xsd:simpleType>
-        <xsd:restriction base="dms:Boolean"/>
-      </xsd:simpleType>
-    </xsd:element>
-    <xsd:element name="MediaServiceSearchProperties" ma:index="29" nillable="true" ma:displayName="MediaServiceSearchProperties" ma:hidden="true" ma:internalName="MediaServiceSearchProperties" ma:readOnly="true">
-      <xsd:simpleType>
-        <xsd:restriction base="dms:Note"/>
-      </xsd:simpleType>
-    </xsd:element>
-    <xsd:element name="MediaServiceDocTags" ma:index="30" nillable="true" ma:displayName="MediaServiceDocTags" ma:hidden="true" ma:internalName="MediaServiceDocTags" ma:readOnly="true">
-      <xsd:simpleType>
-        <xsd:restriction base="dms:Note"/>
-      </xsd:simpleType>
-    </xsd:element>
-    <xsd:element name="MediaServiceObjectDetectorVersions" ma:index="31" nillable="true" ma:displayName="MediaServiceObjectDetectorVersions" ma:description="" ma:hidden="true" ma:indexed="true" ma:internalName="MediaServiceObjectDetectorVersions" ma:readOnly="true">
-      <xsd:simpleType>
-        <xsd:restriction base="dms:Text"/>
-      </xsd:simpleType>
-    </xsd:element>
-    <xsd:element name="MediaServiceSystemTags" ma:index="32" nillable="true" ma:displayName="MediaServiceSystemTags" ma:hidden="true" ma:internalName="MediaServiceSystemTags" ma:readOnly="true">
-      <xsd:simpleType>
-        <xsd:restriction base="dms:Note"/>
-      </xsd:simpleType>
-    </xsd:element>
-    <xsd:element name="MediaServiceBillingMetadata" ma:index="33" nillable="true" ma:displayName="MediaServiceBillingMetadata" ma:hidden="true" ma:internalName="MediaServiceBillingMetadata" ma:readOnly="true">
-      <xsd:simpleType>
-        <xsd:restriction base="dms:Text"/>
-      </xsd:simpleType>
-    </xsd:element>
-  </xsd:schema>
-  <xsd:schema xmlns:xsd="http://www.w3.org/2001/XMLSchema" xmlns:xs="http://www.w3.org/2001/XMLSchema" xmlns:dms="http://schemas.microsoft.com/office/2006/documentManagement/types" xmlns:pc="http://schemas.microsoft.com/office/infopath/2007/PartnerControls" targetNamespace="16c05727-aa75-4e4a-9b5f-8a80a1165891" elementFormDefault="qualified">
-    <xsd:import namespace="http://schemas.microsoft.com/office/2006/documentManagement/types"/>
-    <xsd:import namespace="http://schemas.microsoft.com/office/infopath/2007/PartnerControls"/>
-    <xsd:element name="SharedWithUsers" ma:index="14" nillable="true" ma:displayName="Shared With" ma:hidden="true" ma:internalName="SharedWithUsers" ma:readOnly="true">
-      <xsd:complexType>
-        <xsd:complexContent>
-          <xsd:extension base="dms:UserMulti">
-            <xsd:sequence>
-              <xsd:element name="UserInfo" minOccurs="0" maxOccurs="unbounded">
-                <xsd:complexType>
-                  <xsd:sequence>
-                    <xsd:element name="DisplayName" type="xsd:string" minOccurs="0"/>
-                    <xsd:element name="AccountId" type="dms:UserId" minOccurs="0" nillable="true"/>
-                    <xsd:element name="AccountType" type="xsd:string" minOccurs="0"/>
-                  </xsd:sequence>
-                </xsd:complexType>
-              </xsd:element>
-            </xsd:sequence>
-          </xsd:extension>
-        </xsd:complexContent>
-      </xsd:complexType>
-    </xsd:element>
-    <xsd:element name="SharedWithDetails" ma:index="15" nillable="true" ma:displayName="Shared With Details" ma:hidden="true" ma:internalName="SharedWithDetails" ma:readOnly="true">
-      <xsd:simpleType>
-        <xsd:restriction base="dms:Note"/>
-      </xsd:simpleType>
-    </xsd:element>
-  </xsd:schema>
-  <xsd:schema xmlns:xsd="http://www.w3.org/2001/XMLSchema" xmlns:xs="http://www.w3.org/2001/XMLSchema" xmlns:dms="http://schemas.microsoft.com/office/2006/documentManagement/types" xmlns:pc="http://schemas.microsoft.com/office/infopath/2007/PartnerControls" targetNamespace="230e9df3-be65-4c73-a93b-d1236ebd677e" elementFormDefault="qualified">
-    <xsd:import namespace="http://schemas.microsoft.com/office/2006/documentManagement/types"/>
-    <xsd:import namespace="http://schemas.microsoft.com/office/infopath/2007/PartnerControls"/>
-    <xsd:element name="TaxCatchAll" ma:index="23" nillable="true" ma:displayName="Taxonomy Catch All Column" ma:hidden="true" ma:list="{3f6bfcbc-3db3-4ae6-bd76-326f0798ad28}" ma:internalName="TaxCatchAll" ma:readOnly="false" ma:showField="CatchAllData" ma:web="16c05727-aa75-4e4a-9b5f-8a80a1165891">
-      <xsd:complexType>
-        <xsd:complexContent>
-          <xsd:extension base="dms:MultiChoiceLookup">
-            <xsd:sequence>
-              <xsd:element name="Value" type="dms:Lookup" maxOccurs="unbounded" minOccurs="0" nillable="true"/>
-            </xsd:sequence>
-          </xsd:extension>
-        </xsd:complexContent>
-      </xsd:complexType>
-    </xsd:element>
-  </xsd:schema>
-  <xsd:schema xmlns="http://schemas.openxmlformats.org/package/2006/metadata/core-properties" xmlns:xsd="http://www.w3.org/2001/XMLSchema" xmlns:xsi="http://www.w3.org/2001/XMLSchema-instance" xmlns:dc="http://purl.org/dc/elements/1.1/" xmlns:dcterms="http://purl.org/dc/terms/" xmlns:odoc="http://schemas.microsoft.com/internal/obd" targetNamespace="http://schemas.openxmlformats.org/package/2006/metadata/core-properties" elementFormDefault="qualified" attributeFormDefault="unqualified" blockDefault="#all">
-    <xsd:import namespace="http://purl.org/dc/elements/1.1/" schemaLocation="http://dublincore.org/schemas/xmls/qdc/2003/04/02/dc.xsd"/>
-    <xsd:import namespace="http://purl.org/dc/terms/" schemaLocation="http://dublincore.org/schemas/xmls/qdc/2003/04/02/dcterms.xsd"/>
-    <xsd:element name="coreProperties" type="CT_coreProperties"/>
-    <xsd:complexType name="CT_coreProperties">
-      <xsd:all>
-        <xsd:element ref="dc:creator" minOccurs="0" maxOccurs="1"/>
-        <xsd:element ref="dcterms:created" minOccurs="0" maxOccurs="1"/>
-        <xsd:element ref="dc:identifier" minOccurs="0" maxOccurs="1"/>
-        <xsd:element name="contentType" minOccurs="0" maxOccurs="1" type="xsd:string" ma:displayName="Content Type"/>
-        <xsd:element ref="dc:title" minOccurs="0" maxOccurs="1" ma:index="1" ma:displayName="Title"/>
-        <xsd:element ref="dc:subject" minOccurs="0" maxOccurs="1"/>
-        <xsd:element ref="dc:description" minOccurs="0" maxOccurs="1"/>
-        <xsd:element name="keywords" minOccurs="0" maxOccurs="1" type="xsd:string"/>
-        <xsd:element ref="dc:language" minOccurs="0" maxOccurs="1"/>
-        <xsd:element name="category" minOccurs="0" maxOccurs="1" type="xsd:string"/>
-        <xsd:element name="version" minOccurs="0" maxOccurs="1" type="xsd:string"/>
-        <xsd:element name="revision" minOccurs="0" maxOccurs="1" type="xsd:string">
-          <xsd:annotation>
-            <xsd:documentation>
-                        This value indicates the number of saves or revisions. The application is responsible for updating this value after each revision.
-                    </xsd:documentation>
-          </xsd:annotation>
-        </xsd:element>
-        <xsd:element name="lastModifiedBy" minOccurs="0" maxOccurs="1" type="xsd:string"/>
-        <xsd:element ref="dcterms:modified" minOccurs="0" maxOccurs="1"/>
-        <xsd:element name="contentStatus" minOccurs="0" maxOccurs="1" type="xsd:string"/>
-      </xsd:all>
-    </xsd:complexType>
-  </xsd:schema>
-  <xs:schema xmlns:pc="http://schemas.microsoft.com/office/infopath/2007/PartnerControls" xmlns:xs="http://www.w3.org/2001/XMLSchema" targetNamespace="http://schemas.microsoft.com/office/infopath/2007/PartnerControls" elementFormDefault="qualified" attributeFormDefault="unqualified">
-    <xs:element name="Person">
-      <xs:complexType>
-        <xs:sequence>
-          <xs:element ref="pc:DisplayName" minOccurs="0"/>
-          <xs:element ref="pc:AccountId" minOccurs="0"/>
-          <xs:element ref="pc:AccountType" minOccurs="0"/>
-        </xs:sequence>
-      </xs:complexType>
-    </xs:element>
-    <xs:element name="DisplayName" type="xs:string"/>
-    <xs:element name="AccountId" type="xs:string"/>
-    <xs:element name="AccountType" type="xs:string"/>
-    <xs:element name="BDCAssociatedEntity">
-      <xs:complexType>
-        <xs:sequence>
-          <xs:element ref="pc:BDCEntity" minOccurs="0" maxOccurs="unbounded"/>
-        </xs:sequence>
-        <xs:attribute ref="pc:EntityNamespace"/>
-        <xs:attribute ref="pc:EntityName"/>
-        <xs:attribute ref="pc:SystemInstanceName"/>
-        <xs:attribute ref="pc:AssociationName"/>
-      </xs:complexType>
-    </xs:element>
-    <xs:attribute name="EntityNamespace" type="xs:string"/>
-    <xs:attribute name="EntityName" type="xs:string"/>
-    <xs:attribute name="SystemInstanceName" type="xs:string"/>
-    <xs:attribute name="AssociationName" type="xs:string"/>
-    <xs:element name="BDCEntity">
-      <xs:complexType>
-        <xs:sequence>
-          <xs:element ref="pc:EntityDisplayName" minOccurs="0"/>
-          <xs:element ref="pc:EntityInstanceReference" minOccurs="0"/>
-          <xs:element ref="pc:EntityId1" minOccurs="0"/>
-          <xs:element ref="pc:EntityId2" minOccurs="0"/>
-          <xs:element ref="pc:EntityId3" minOccurs="0"/>
-          <xs:element ref="pc:EntityId4" minOccurs="0"/>
-          <xs:element ref="pc:EntityId5" minOccurs="0"/>
-        </xs:sequence>
-      </xs:complexType>
-    </xs:element>
-    <xs:element name="EntityDisplayName" type="xs:string"/>
-    <xs:element name="EntityInstanceReference" type="xs:string"/>
-    <xs:element name="EntityId1" type="xs:string"/>
-    <xs:element name="EntityId2" type="xs:string"/>
-    <xs:element name="EntityId3" type="xs:string"/>
-    <xs:element name="EntityId4" type="xs:string"/>
-    <xs:element name="EntityId5" type="xs:string"/>
-    <xs:element name="Terms">
-      <xs:complexType>
-        <xs:sequence>
-          <xs:element ref="pc:TermInfo" minOccurs="0" maxOccurs="unbounded"/>
-        </xs:sequence>
-      </xs:complexType>
-    </xs:element>
-    <xs:element name="TermInfo">
-      <xs:complexType>
-        <xs:sequence>
-          <xs:element ref="pc:TermName" minOccurs="0"/>
-          <xs:element ref="pc:TermId" minOccurs="0"/>
-        </xs:sequence>
-      </xs:complexType>
-    </xs:element>
-    <xs:element name="TermName" type="xs:string"/>
-    <xs:element name="TermId" type="xs:string"/>
-  </xs:schema>
-</ct:contentTypeSchema>
-</file>
-
-<file path=customXml/itemProps13.xml><?xml version="1.0" encoding="utf-8"?>
-<ds:datastoreItem xmlns:ds="http://schemas.openxmlformats.org/officeDocument/2006/customXml" ds:itemID="{3B45559E-0092-4591-85E6-D7D81B44A3EA}">
-  <ds:schemaRefs>
-    <ds:schemaRef ds:uri="http://schemas.microsoft.com/sharepoint/v3/contenttype/forms"/>
-  </ds:schemaRefs>
-</ds:datastoreItem>
-</file>
-
-<file path=customXml/itemProps22.xml><?xml version="1.0" encoding="utf-8"?>
-<ds:datastoreItem xmlns:ds="http://schemas.openxmlformats.org/officeDocument/2006/customXml" ds:itemID="{403EDB79-F533-471B-90A1-31EDF4518395}">
-  <ds:schemaRefs>
-    <ds:schemaRef ds:uri="http://schemas.microsoft.com/office/2006/metadata/properties"/>
-    <ds:schemaRef ds:uri="http://schemas.microsoft.com/office/infopath/2007/PartnerControls"/>
-    <ds:schemaRef ds:uri="http://schemas.microsoft.com/sharepoint/v3"/>
-    <ds:schemaRef ds:uri="71af3243-3dd4-4a8d-8c0d-dd76da1f02a5"/>
-    <ds:schemaRef ds:uri="230e9df3-be65-4c73-a93b-d1236ebd677e"/>
-  </ds:schemaRefs>
-</ds:datastoreItem>
-</file>
-
-<file path=customXml/itemProps31.xml><?xml version="1.0" encoding="utf-8"?>
-<ds:datastoreItem xmlns:ds="http://schemas.openxmlformats.org/officeDocument/2006/customXml" ds:itemID="{6762AE19-2114-496F-A9C4-D5B9FBDC2391}"/>
-</file>
-
 <file path=docMetadata/LabelInfo.xml><?xml version="1.0" encoding="utf-8"?>
 <clbl:labelList xmlns:clbl="http://schemas.microsoft.com/office/2020/mipLabelMetadata"/>
 </file>